--- a/samples/CONTOH_SPT_12_PEGAWAI_DENGAN_TTD.docx
+++ b/samples/CONTOH_SPT_12_PEGAWAI_DENGAN_TTD.docx
@@ -2296,7 +2296,7 @@
                 <w:sz w:val="24"/>
                 <w:u w:val="none"/>
               </w:rPr>
-              <w:t>Penata (III/c)</w:t>
+              <w:t>Penata Tk. I (III/d)</w:t>
             </w:r>
           </w:p>
           <w:p>

--- a/samples/CONTOH_SPT_12_PEGAWAI_DENGAN_TTD.docx
+++ b/samples/CONTOH_SPT_12_PEGAWAI_DENGAN_TTD.docx
@@ -1480,7 +1480,7 @@
                 <w:sz w:val="24"/>
                 <w:u w:val="none"/>
               </w:rPr>
-              <w:t>Penata (III/c)</w:t>
+              <w:t>Penata Tk. I (III/d)</w:t>
             </w:r>
           </w:p>
           <w:p>
